--- a/atelier/atelier_133.docx
+++ b/atelier/atelier_133.docx
@@ -474,7 +474,7 @@
                 <w:b w:val="false"/>
                 <w:bCs w:val="false"/>
               </w:rPr>
-              <w:t xml:space="preserve">Prise de conscience du coût (#132)</w:t>
+              <w:t xml:space="preserve">Prise de conscience du coût</w:t>
             </w:r>
           </w:p>
         </w:tc>
@@ -493,7 +493,7 @@
         <w:spacing w:after="120"/>
       </w:pPr>
       <w:r>
-        <w:t xml:space="preserve">La squad veut accélérer ses reviews (#132). Pour transformer cette envie en pratique, il faut un engagement clair : un SLA de review (Service Level Agreement) — un délai que l’équipe se donne pour traiter ses MR. Le sujet de cet atelier est de co-décider ce SLA : un premier retour obligatoire sous 24h (la MR a été regardée, un premier commentaire ou une approbation est donné), et un merge sous 48h (la MR est traitée jusqu’au bout). Ce n’est pas une contrainte imposée d’en haut — c’est un engagement que la squad prend envers elle-même, pour que les MR ne dorment plus. Une fois ce SLA posé, il devient la référence : les rappels (#134) et l’analyse des exceptions (#136) s’y adosseront.</w:t>
+        <w:t xml:space="preserve">La squad veut accélérer ses reviews. Pour transformer cette envie en pratique, il faut un engagement clair : un SLA de review (Service Level Agreement) — un délai que l’équipe se donne pour traiter ses MR. Le sujet de cet atelier est de co-décider ce SLA : un premier retour obligatoire sous 24h (la MR a été regardée, un premier commentaire ou une approbation est donné), et un merge sous 48h (la MR est traitée jusqu’au bout). Ce n’est pas une contrainte imposée d’en haut — c’est un engagement que la squad prend envers elle-même, pour que les MR ne dorment plus. Une fois ce SLA posé, il devient la référence : les rappels et l’analyse des exceptions s’y adosseront.</w:t>
       </w:r>
     </w:p>
     <w:tbl>
@@ -546,7 +546,7 @@
               <w:spacing w:after="60"/>
             </w:pPr>
             <w:r>
-              <w:t xml:space="preserve">Ce SLA — 24h premier retour, 48h merge — est LA référence de seuils de review du corpus. L’axe hygiène des MR (H05) y renvoie explicitement (renvoi #102) plutôt que de créer un seuil concurrent à 3 jours : un seul système de seuils, porté ici, pour ne pas envoyer de signaux contradictoires à la squad. Q01 porte la vitesse (ces seuils, les rappels du #134) ; H05 porte l’anti-abandon (le tri des MR zombies). Les deux s’appuient sur le même SLA.</w:t>
+              <w:t xml:space="preserve">Ce SLA — 24h premier retour, 48h merge — est LA référence de seuils de review du corpus. L’axe hygiène des MR (H05) y renvoie explicitement (renvoi) plutôt que de créer un seuil concurrent à 3 jours : un seul système de seuils, porté ici, pour ne pas envoyer de signaux contradictoires à la squad. Q01 porte la vitesse (ces seuils, les rappels du rappels automatiques : ne plus laisser une MR sans review) ; H05 porte l’anti-abandon (le tri des MR zombies). Les deux s’appuient sur le même SLA.</w:t>
             </w:r>
           </w:p>
         </w:tc>
@@ -680,7 +680,7 @@
                 <w:sz w:val="18"/>
                 <w:szCs w:val="18"/>
               </w:rPr>
-              <w:t xml:space="preserve">  PREMIER RETOUR  : sous 24h</w:t>
+              <w:t xml:space="preserve"> PREMIER RETOUR : sous 24h</w:t>
             </w:r>
           </w:p>
           <w:p>
@@ -690,7 +690,7 @@
                 <w:sz w:val="18"/>
                 <w:szCs w:val="18"/>
               </w:rPr>
-              <w:t xml:space="preserve">    -&gt; la MR est VUE : commentaire, question, ou approbation</w:t>
+              <w:t xml:space="preserve"> -&gt; la MR est VUE : commentaire, question, ou approbation</w:t>
             </w:r>
           </w:p>
           <w:p>
@@ -700,7 +700,7 @@
                 <w:sz w:val="18"/>
                 <w:szCs w:val="18"/>
               </w:rPr>
-              <w:t xml:space="preserve">    -&gt; l'auteur n'attend jamais plus d'un jour un signe</w:t>
+              <w:t xml:space="preserve"> -&gt; l'auteur n'attend jamais plus d'un jour un signe</w:t>
             </w:r>
           </w:p>
           <w:p>
@@ -720,7 +720,7 @@
                 <w:sz w:val="18"/>
                 <w:szCs w:val="18"/>
               </w:rPr>
-              <w:t xml:space="preserve">  MERGE           : sous 48h</w:t>
+              <w:t xml:space="preserve"> MERGE : sous 48h</w:t>
             </w:r>
           </w:p>
           <w:p>
@@ -730,7 +730,7 @@
                 <w:sz w:val="18"/>
                 <w:szCs w:val="18"/>
               </w:rPr>
-              <w:t xml:space="preserve">    -&gt; la MR est mergée, ou clairement en cours</w:t>
+              <w:t xml:space="preserve"> -&gt; la MR est mergée, ou clairement en cours</w:t>
             </w:r>
           </w:p>
           <w:p>
@@ -740,7 +740,7 @@
                 <w:sz w:val="18"/>
                 <w:szCs w:val="18"/>
               </w:rPr>
-              <w:t xml:space="preserve">       (corrections demandées, échange en route)</w:t>
+              <w:t xml:space="preserve"> (corrections demandées, échange en route)</w:t>
             </w:r>
           </w:p>
           <w:p>
@@ -760,7 +760,7 @@
                 <w:sz w:val="18"/>
                 <w:szCs w:val="18"/>
               </w:rPr>
-              <w:t xml:space="preserve">  Au-delà -&gt; exception à analyser (#136)</w:t>
+              <w:t xml:space="preserve"> Au-delà -&gt; exception à analyser</w:t>
             </w:r>
           </w:p>
           <w:p>
@@ -780,7 +780,7 @@
                 <w:sz w:val="18"/>
                 <w:szCs w:val="18"/>
               </w:rPr>
-              <w:t xml:space="preserve">  Co-décidé par la squad. Adossé à la mesure hub</w:t>
+              <w:t xml:space="preserve"> Co-décidé par la squad. Adossé à la mesure hub</w:t>
             </w:r>
           </w:p>
           <w:p>
@@ -790,7 +790,7 @@
                 <w:sz w:val="18"/>
                 <w:szCs w:val="18"/>
               </w:rPr>
-              <w:t xml:space="preserve">  'Review time'. Les rappels (#134) s'y appuient.</w:t>
+              <w:t xml:space="preserve"> 'Review time'. Les rappels s'y appuient.</w:t>
             </w:r>
           </w:p>
         </w:tc>
@@ -832,7 +832,7 @@
         <w:spacing w:after="80"/>
       </w:pPr>
       <w:r>
-        <w:t xml:space="preserve">Prévoir comment on s’organise pour tenir : qui review quoi, quand regarde-t-on les MR en attente — sans moment dédié, le SLA ne tient pas. Lier au rituel de tri (cf. H05 #103) et aux rappels (#134).</w:t>
+        <w:t xml:space="preserve">Prévoir comment on s’organise pour tenir : qui review quoi, quand regarde-t-on les MR en attente — sans moment dédié, le SLA ne tient pas. Lier au rituel de tri (cf. H05) et aux rappels.</w:t>
       </w:r>
     </w:p>
     <w:p>
@@ -861,7 +861,7 @@
         <w:spacing w:after="120"/>
       </w:pPr>
       <w:r>
-        <w:t xml:space="preserve">À la sortie, la squad a co-décidé et adopté un SLA de review : un premier retour sous 24h (la MR est vue) et un merge sous 48h (la MR est traitée), adossé à la mesure Review time du hub. Cet engagement, pris collectivement et atteignable, devient la référence de l’axe : les rappels automatiques (#134) et l’analyse des exceptions (#136) s’y appuieront, et l’axe hygiène (H05) y renvoie plutôt que de créer un seuil concurrent. Les MR ne dormiront plus sans regard. La mesure Review time a désormais une cible explicite.</w:t>
+        <w:t xml:space="preserve">À la sortie, la squad a co-décidé et adopté un SLA de review : un premier retour sous 24h (la MR est vue) et un merge sous 48h (la MR est traitée), adossé à la mesure Review time du hub. Cet engagement, pris collectivement et atteignable, devient la référence de l’axe : les rappels automatiques et l’analyse des exceptions s’y appuieront, et l’axe hygiène (H05) y renvoie plutôt que de créer un seuil concurrent. Les MR ne dormiront plus sans regard. La mesure Review time a désormais une cible explicite.</w:t>
       </w:r>
     </w:p>
     <w:p>
@@ -920,7 +920,7 @@
         <w:spacing w:after="80"/>
       </w:pPr>
       <w:r>
-        <w:t xml:space="preserve">Zone « Comment on tient » — organisation, moment dédié, lien rappels (#134).</w:t>
+        <w:t xml:space="preserve">Zone « Comment on tient » — organisation, moment dédié, lien rappels.</w:t>
       </w:r>
     </w:p>
     <w:p>
@@ -961,7 +961,7 @@
         <w:t xml:space="preserve">(5 min) Cadrage</w:t>
       </w:r>
       <w:r>
-        <w:t xml:space="preserve"> — l’animateur pose l’objectif : transformer l’envie d’accélérer (#132) en engagement de délai.</w:t>
+        <w:t xml:space="preserve"> — l’animateur pose l’objectif : transformer l’envie d’accélérer en engagement de délai.</w:t>
       </w:r>
     </w:p>
     <w:p>
@@ -1021,7 +1021,7 @@
         <w:t xml:space="preserve">(10 min) Organiser pour tenir</w:t>
       </w:r>
       <w:r>
-        <w:t xml:space="preserve"> — qui review, quand ; lier au rituel et aux rappels (#134).</w:t>
+        <w:t xml:space="preserve"> — qui review, quand ; lier au rituel et aux rappels.</w:t>
       </w:r>
     </w:p>
     <w:p>
@@ -1137,7 +1137,7 @@
         <w:spacing w:after="120"/>
       </w:pPr>
       <w:r>
-        <w:t xml:space="preserve">Le SLA est l’engagement de référence. La suite l’outille et le fiabilise : #134 (rappels automatiques adossés à ces seuils — la cible du renvoi H05-102), #135 (causes de lenteur quand le SLA n’est pas tenu), #136 (analyse des exceptions au SLA). H05 s’appuie sur ce SLA plutôt que de le dédoubler.</w:t>
+        <w:t xml:space="preserve">Le SLA est l’engagement de référence. La suite l’outille et le fiabilise : (rappels automatiques adossés à ces seuils — la cible du renvoi H05-102), (causes de lenteur quand le SLA n’est pas tenu), (analyse des exceptions au SLA). H05 s’appuie sur ce SLA plutôt que de le dédoubler.</w:t>
       </w:r>
     </w:p>
     <w:p>
@@ -1153,7 +1153,7 @@
         <w:spacing w:after="120"/>
       </w:pPr>
       <w:r>
-        <w:t xml:space="preserve">La squad a co-décidé et adopté un SLA de review — premier retour sous 24h, merge sous 48h — adossé à la mesure Review time du hub, comme engagement collectif atteignable et non comme contrainte subie. Ce SLA est la référence unique de seuils de review du corpus : l’axe hygiène (H05) y renvoie au lieu de créer un seuil concurrent. Les MR ne dorment plus sans regard. La question Q01 pose son engagement fondateur, sur lequel les rappels (#134) et l’analyse des exceptions (#136) vont s’adosser.</w:t>
+        <w:t xml:space="preserve">La squad a co-décidé et adopté un SLA de review — premier retour sous 24h, merge sous 48h — adossé à la mesure Review time du hub, comme engagement collectif atteignable et non comme contrainte subie. Ce SLA est la référence unique de seuils de review du corpus : l’axe hygiène (H05) y renvoie au lieu de créer un seuil concurrent. Les MR ne dorment plus sans regard. La question Q01 pose son engagement fondateur, sur lequel les rappels et l’analyse des exceptions vont s’adosser.</w:t>
       </w:r>
     </w:p>
     <w:sectPr>
